--- a/input/stories.docx
+++ b/input/stories.docx
@@ -330,6 +330,49 @@
     </w:p>
     <w:p>
       <w:pPr>
+        <w:pStyle w:val="ListBullet"/>
+        <w:numPr>
+          <w:ilvl w:val="0"/>
+          <w:numId w:val="0"/>
+        </w:numPr>
+        <w:ind w:left="360" w:hanging="360"/>
+      </w:pPr>
+    </w:p>
+    <w:p>
+      <w:pPr>
+        <w:pStyle w:val="ListBullet"/>
+        <w:numPr>
+          <w:ilvl w:val="0"/>
+          <w:numId w:val="0"/>
+        </w:numPr>
+        <w:ind w:left="360" w:hanging="360"/>
+      </w:pPr>
+      <w:r>
+        <w:t>Sub-Issues:</w:t>
+      </w:r>
+      <w:r>
+        <w:br/>
+        <w:t>- Build Shipping Form</w:t>
+      </w:r>
+      <w:r>
+        <w:br/>
+        <w:t>- Integrate Payment Gateway</w:t>
+      </w:r>
+      <w:r>
+        <w:br/>
+        <w:t>- Generate Order Record</w:t>
+      </w:r>
+      <w:r>
+        <w:br/>
+        <w:t>- Show Confirmation Page</w:t>
+      </w:r>
+      <w:r>
+        <w:br/>
+        <w:t>- Write Checkout Tests</w:t>
+      </w:r>
+    </w:p>
+    <w:p>
+      <w:pPr>
         <w:pStyle w:val="Heading1"/>
       </w:pPr>
       <w:r>
@@ -338,7 +381,11 @@
     </w:p>
     <w:p>
       <w:r>
-        <w:t>As a user, I can view past orders so that I can track purchases.</w:t>
+        <w:t>As a user, I can view past or</w:t>
+      </w:r>
+      <w:bookmarkStart w:id="0" w:name="_GoBack"/>
+      <w:r>
+        <w:t>ders so that I can track purchases.</w:t>
       </w:r>
     </w:p>
     <w:p>
@@ -346,6 +393,7 @@
         <w:t>Acceptance Criteria:</w:t>
       </w:r>
     </w:p>
+    <w:bookmarkEnd w:id="0"/>
     <w:p>
       <w:pPr>
         <w:pStyle w:val="ListBullet"/>
@@ -424,7 +472,6 @@
         <w:pStyle w:val="ListBullet"/>
       </w:pPr>
       <w:r>
-        <w:lastRenderedPageBreak/>
         <w:t>Email validation is enforced</w:t>
       </w:r>
     </w:p>
@@ -460,8 +507,6 @@
           <w:numId w:val="0"/>
         </w:numPr>
       </w:pPr>
-      <w:bookmarkStart w:id="0" w:name="_GoBack"/>
-      <w:bookmarkEnd w:id="0"/>
     </w:p>
     <w:p>
       <w:pPr>
@@ -12398,7 +12443,7 @@
 </file>
 
 <file path=customXml/itemProps1.xml><?xml version="1.0" encoding="utf-8"?>
-<ds:datastoreItem xmlns:ds="http://schemas.openxmlformats.org/officeDocument/2006/customXml" ds:itemID="{AD3D93F7-3A2B-4918-A04D-3AB7147B81E8}">
+<ds:datastoreItem xmlns:ds="http://schemas.openxmlformats.org/officeDocument/2006/customXml" ds:itemID="{D8C20ECA-C16B-48D4-82D8-76173BBA0C6C}">
   <ds:schemaRefs>
     <ds:schemaRef ds:uri="http://schemas.openxmlformats.org/officeDocument/2006/bibliography"/>
   </ds:schemaRefs>

--- a/input/stories.docx
+++ b/input/stories.docx
@@ -352,40 +352,38 @@
       </w:r>
       <w:r>
         <w:br/>
-        <w:t>- Build Shipping Form</w:t>
+        <w:t>SUB: Build Shipping Form</w:t>
       </w:r>
       <w:r>
         <w:br/>
-        <w:t>- Integrate Payment Gateway</w:t>
+        <w:t>SUB: Integrate Payment Gateway</w:t>
       </w:r>
       <w:r>
         <w:br/>
-        <w:t>- Generate Order Record</w:t>
+        <w:t>SUB: Generate Order Record</w:t>
       </w:r>
       <w:r>
         <w:br/>
-        <w:t>- Show Confirmation Page</w:t>
+        <w:t>SUB: Show Confirmation Page</w:t>
       </w:r>
       <w:r>
         <w:br/>
-        <w:t>- Write Checkout Tests</w:t>
+        <w:t>SUB: Write Checkout Tests</w:t>
       </w:r>
     </w:p>
     <w:p>
       <w:pPr>
         <w:pStyle w:val="Heading1"/>
       </w:pPr>
+      <w:bookmarkStart w:id="0" w:name="_GoBack"/>
+      <w:bookmarkEnd w:id="0"/>
       <w:r>
         <w:t>Story 8: View Order History</w:t>
       </w:r>
     </w:p>
     <w:p>
       <w:r>
-        <w:t>As a user, I can view past or</w:t>
-      </w:r>
-      <w:bookmarkStart w:id="0" w:name="_GoBack"/>
-      <w:r>
-        <w:t>ders so that I can track purchases.</w:t>
+        <w:t>As a user, I can view past orders so that I can track purchases.</w:t>
       </w:r>
     </w:p>
     <w:p>
@@ -393,7 +391,6 @@
         <w:t>Acceptance Criteria:</w:t>
       </w:r>
     </w:p>
-    <w:bookmarkEnd w:id="0"/>
     <w:p>
       <w:pPr>
         <w:pStyle w:val="ListBullet"/>
@@ -12443,7 +12440,7 @@
 </file>
 
 <file path=customXml/itemProps1.xml><?xml version="1.0" encoding="utf-8"?>
-<ds:datastoreItem xmlns:ds="http://schemas.openxmlformats.org/officeDocument/2006/customXml" ds:itemID="{D8C20ECA-C16B-48D4-82D8-76173BBA0C6C}">
+<ds:datastoreItem xmlns:ds="http://schemas.openxmlformats.org/officeDocument/2006/customXml" ds:itemID="{93C4825F-E995-49A1-8F12-F423CBB1CF5B}">
   <ds:schemaRefs>
     <ds:schemaRef ds:uri="http://schemas.openxmlformats.org/officeDocument/2006/bibliography"/>
   </ds:schemaRefs>

--- a/input/stories.docx
+++ b/input/stories.docx
@@ -330,53 +330,8 @@
     </w:p>
     <w:p>
       <w:pPr>
-        <w:pStyle w:val="ListBullet"/>
-        <w:numPr>
-          <w:ilvl w:val="0"/>
-          <w:numId w:val="0"/>
-        </w:numPr>
-        <w:ind w:left="360" w:hanging="360"/>
-      </w:pPr>
-    </w:p>
-    <w:p>
-      <w:pPr>
-        <w:pStyle w:val="ListBullet"/>
-        <w:numPr>
-          <w:ilvl w:val="0"/>
-          <w:numId w:val="0"/>
-        </w:numPr>
-        <w:ind w:left="360" w:hanging="360"/>
-      </w:pPr>
-      <w:r>
-        <w:t>Sub-Issues:</w:t>
-      </w:r>
-      <w:r>
-        <w:br/>
-        <w:t>SUB: Build Shipping Form</w:t>
-      </w:r>
-      <w:r>
-        <w:br/>
-        <w:t>SUB: Integrate Payment Gateway</w:t>
-      </w:r>
-      <w:r>
-        <w:br/>
-        <w:t>SUB: Generate Order Record</w:t>
-      </w:r>
-      <w:r>
-        <w:br/>
-        <w:t>SUB: Show Confirmation Page</w:t>
-      </w:r>
-      <w:r>
-        <w:br/>
-        <w:t>SUB: Write Checkout Tests</w:t>
-      </w:r>
-    </w:p>
-    <w:p>
-      <w:pPr>
         <w:pStyle w:val="Heading1"/>
       </w:pPr>
-      <w:bookmarkStart w:id="0" w:name="_GoBack"/>
-      <w:bookmarkEnd w:id="0"/>
       <w:r>
         <w:t>Story 8: View Order History</w:t>
       </w:r>
@@ -401,6 +356,8 @@
       <w:r>
         <w:t>sted by date</w:t>
       </w:r>
+      <w:bookmarkStart w:id="0" w:name="_GoBack"/>
+      <w:bookmarkEnd w:id="0"/>
     </w:p>
     <w:p>
       <w:pPr>
@@ -469,6 +426,7 @@
         <w:pStyle w:val="ListBullet"/>
       </w:pPr>
       <w:r>
+        <w:lastRenderedPageBreak/>
         <w:t>Email validation is enforced</w:t>
       </w:r>
     </w:p>
@@ -516,13 +474,41 @@
     </w:p>
     <w:p>
       <w:pPr>
+        <w:pStyle w:val="Heading1"/>
+      </w:pPr>
+      <w:r>
+        <w:t>Story 10</w:t>
+      </w:r>
+      <w:r>
+        <w:t xml:space="preserve">: </w:t>
+      </w:r>
+      <w:r>
+        <w:t>Logged out</w:t>
+      </w:r>
+    </w:p>
+    <w:p>
+      <w:r>
+        <w:t xml:space="preserve">As a user, I want to log out to exit from my </w:t>
+      </w:r>
+      <w:r>
+        <w:t>accounts.</w:t>
+      </w:r>
+    </w:p>
+    <w:p>
+      <w:r>
+        <w:t>Acceptance Criteria:</w:t>
+      </w:r>
+    </w:p>
+    <w:p>
+      <w:pPr>
         <w:pStyle w:val="ListBullet"/>
-        <w:numPr>
-          <w:ilvl w:val="0"/>
-          <w:numId w:val="0"/>
-        </w:numPr>
-        <w:ind w:left="360" w:hanging="360"/>
       </w:pPr>
+      <w:r>
+        <w:t xml:space="preserve"> </w:t>
+      </w:r>
+      <w:r>
+        <w:t>Validation to confirm logging out</w:t>
+      </w:r>
     </w:p>
     <w:sectPr>
       <w:pgSz w:w="12240" w:h="15840"/>
@@ -689,7 +675,7 @@
   <w:abstractNum w:abstractNumId="8" w15:restartNumberingAfterBreak="0">
     <w:nsid w:val="FFFFFF89"/>
     <w:multiLevelType w:val="singleLevel"/>
-    <w:tmpl w:val="29761A62"/>
+    <w:tmpl w:val="CF8232D2"/>
     <w:lvl w:ilvl="0">
       <w:start w:val="1"/>
       <w:numFmt w:val="bullet"/>
@@ -12440,7 +12426,7 @@
 </file>
 
 <file path=customXml/itemProps1.xml><?xml version="1.0" encoding="utf-8"?>
-<ds:datastoreItem xmlns:ds="http://schemas.openxmlformats.org/officeDocument/2006/customXml" ds:itemID="{93C4825F-E995-49A1-8F12-F423CBB1CF5B}">
+<ds:datastoreItem xmlns:ds="http://schemas.openxmlformats.org/officeDocument/2006/customXml" ds:itemID="{F42365FE-0EAB-4ACF-A6FB-1B95A4732EAA}">
   <ds:schemaRefs>
     <ds:schemaRef ds:uri="http://schemas.openxmlformats.org/officeDocument/2006/bibliography"/>
   </ds:schemaRefs>

--- a/input/stories.docx
+++ b/input/stories.docx
@@ -3,513 +3,585 @@
 <w:document xmlns:wpc="http://schemas.microsoft.com/office/word/2010/wordprocessingCanvas" xmlns:mc="http://schemas.openxmlformats.org/markup-compatibility/2006" xmlns:o="urn:schemas-microsoft-com:office:office" xmlns:r="http://schemas.openxmlformats.org/officeDocument/2006/relationships" xmlns:m="http://schemas.openxmlformats.org/officeDocument/2006/math" xmlns:v="urn:schemas-microsoft-com:vml" xmlns:wp14="http://schemas.microsoft.com/office/word/2010/wordprocessingDrawing" xmlns:wp="http://schemas.openxmlformats.org/drawingml/2006/wordprocessingDrawing" xmlns:w10="urn:schemas-microsoft-com:office:word" xmlns:w="http://schemas.openxmlformats.org/wordprocessingml/2006/main" xmlns:w14="http://schemas.microsoft.com/office/word/2010/wordml" xmlns:w15="http://schemas.microsoft.com/office/word/2012/wordml" xmlns:wpg="http://schemas.microsoft.com/office/word/2010/wordprocessingGroup" xmlns:wpi="http://schemas.microsoft.com/office/word/2010/wordprocessingInk" xmlns:wne="http://schemas.microsoft.com/office/word/2006/wordml" xmlns:wps="http://schemas.microsoft.com/office/word/2010/wordprocessingShape" mc:Ignorable="w14 w15 wp14">
   <w:body>
     <w:p>
-      <w:pPr>
-        <w:pStyle w:val="Title"/>
-      </w:pPr>
       <w:r>
-        <w:t>Mock User Stories</w:t>
+        <w:t>2. Functional Requirements</w:t>
       </w:r>
     </w:p>
     <w:p>
       <w:r>
-        <w:rPr>
-          <w:i/>
-        </w:rPr>
-        <w:t>Sample backlog for testing Pandoc → GitHub workflow</w:t>
+        <w:t>2.1 User Management</w:t>
       </w:r>
     </w:p>
+    <w:tbl>
+      <w:tblPr>
+        <w:tblStyle w:val="TableGrid"/>
+        <w:tblW w:w="0" w:type="auto"/>
+        <w:tblLook w:val="04A0" w:firstRow="1" w:lastRow="0" w:firstColumn="1" w:lastColumn="0" w:noHBand="0" w:noVBand="1"/>
+      </w:tblPr>
+      <w:tblGrid>
+        <w:gridCol w:w="2880"/>
+        <w:gridCol w:w="2880"/>
+        <w:gridCol w:w="2880"/>
+      </w:tblGrid>
+      <w:tr>
+        <w:tc>
+          <w:tcPr>
+            <w:tcW w:w="2880" w:type="dxa"/>
+          </w:tcPr>
+          <w:p>
+            <w:r>
+              <w:t>SN</w:t>
+            </w:r>
+          </w:p>
+        </w:tc>
+        <w:tc>
+          <w:tcPr>
+            <w:tcW w:w="2880" w:type="dxa"/>
+          </w:tcPr>
+          <w:p>
+            <w:r>
+              <w:t>User Stories</w:t>
+            </w:r>
+          </w:p>
+        </w:tc>
+        <w:tc>
+          <w:tcPr>
+            <w:tcW w:w="2880" w:type="dxa"/>
+          </w:tcPr>
+          <w:p>
+            <w:r>
+              <w:t>Acceptance Criteria</w:t>
+            </w:r>
+          </w:p>
+        </w:tc>
+      </w:tr>
+      <w:tr>
+        <w:tc>
+          <w:tcPr>
+            <w:tcW w:w="2880" w:type="dxa"/>
+          </w:tcPr>
+          <w:p>
+            <w:r>
+              <w:t>1</w:t>
+            </w:r>
+          </w:p>
+        </w:tc>
+        <w:tc>
+          <w:tcPr>
+            <w:tcW w:w="2880" w:type="dxa"/>
+          </w:tcPr>
+          <w:p>
+            <w:r>
+              <w:t>As a user, I want to create an account so that I can access personalized features.</w:t>
+            </w:r>
+          </w:p>
+        </w:tc>
+        <w:tc>
+          <w:tcPr>
+            <w:tcW w:w="2880" w:type="dxa"/>
+          </w:tcPr>
+          <w:p>
+            <w:r>
+              <w:t>AC1: Enter name/email/password</w:t>
+            </w:r>
+            <w:r>
+              <w:br/>
+              <w:t>AC2: Email validation</w:t>
+            </w:r>
+            <w:r>
+              <w:br/>
+              <w:t>AC3: Success message</w:t>
+            </w:r>
+          </w:p>
+        </w:tc>
+      </w:tr>
+      <w:tr>
+        <w:tc>
+          <w:tcPr>
+            <w:tcW w:w="2880" w:type="dxa"/>
+          </w:tcPr>
+          <w:p>
+            <w:r>
+              <w:t>2</w:t>
+            </w:r>
+          </w:p>
+        </w:tc>
+        <w:tc>
+          <w:tcPr>
+            <w:tcW w:w="2880" w:type="dxa"/>
+          </w:tcPr>
+          <w:p>
+            <w:r>
+              <w:t>As a user, I want to log in so that I can access my account.</w:t>
+            </w:r>
+          </w:p>
+        </w:tc>
+        <w:tc>
+          <w:tcPr>
+            <w:tcW w:w="2880" w:type="dxa"/>
+          </w:tcPr>
+          <w:p>
+            <w:r>
+              <w:t>AC1: Valid login</w:t>
+            </w:r>
+            <w:r>
+              <w:br/>
+              <w:t>AC2: Invalid login error</w:t>
+            </w:r>
+            <w:r>
+              <w:br/>
+              <w:t>AC3: Remember me</w:t>
+            </w:r>
+          </w:p>
+        </w:tc>
+      </w:tr>
+      <w:tr>
+        <w:tc>
+          <w:tcPr>
+            <w:tcW w:w="2880" w:type="dxa"/>
+          </w:tcPr>
+          <w:p>
+            <w:r>
+              <w:t>3</w:t>
+            </w:r>
+          </w:p>
+        </w:tc>
+        <w:tc>
+          <w:tcPr>
+            <w:tcW w:w="2880" w:type="dxa"/>
+          </w:tcPr>
+          <w:p>
+            <w:r>
+              <w:t>As a user, I want to reset my password so that I can regain access.</w:t>
+            </w:r>
+          </w:p>
+        </w:tc>
+        <w:tc>
+          <w:tcPr>
+            <w:tcW w:w="2880" w:type="dxa"/>
+          </w:tcPr>
+          <w:p>
+            <w:r>
+              <w:t>AC1: Reset email sent</w:t>
+            </w:r>
+            <w:r>
+              <w:br/>
+              <w:t>AC2: Secure token</w:t>
+            </w:r>
+            <w:r>
+              <w:br/>
+              <w:t>AC3: New password saved</w:t>
+            </w:r>
+          </w:p>
+        </w:tc>
+      </w:tr>
+      <w:tr>
+        <w:tc>
+          <w:tcPr>
+            <w:tcW w:w="2880" w:type="dxa"/>
+          </w:tcPr>
+          <w:p>
+            <w:r>
+              <w:t>4</w:t>
+            </w:r>
+          </w:p>
+        </w:tc>
+        <w:tc>
+          <w:tcPr>
+            <w:tcW w:w="2880" w:type="dxa"/>
+          </w:tcPr>
+          <w:p>
+            <w:r>
+              <w:t>As a user, I want to update my profile so that my details stay current.</w:t>
+            </w:r>
+          </w:p>
+        </w:tc>
+        <w:tc>
+          <w:tcPr>
+            <w:tcW w:w="2880" w:type="dxa"/>
+          </w:tcPr>
+          <w:p>
+            <w:r>
+              <w:t>AC1: Edit name</w:t>
+            </w:r>
+            <w:r>
+              <w:br/>
+              <w:t>AC2: Edit contact info</w:t>
+            </w:r>
+            <w:r>
+              <w:br/>
+              <w:t>AC3: Save confirmation</w:t>
+            </w:r>
+          </w:p>
+        </w:tc>
+      </w:tr>
+      <w:tr>
+        <w:tc>
+          <w:tcPr>
+            <w:tcW w:w="2880" w:type="dxa"/>
+          </w:tcPr>
+          <w:p>
+            <w:r>
+              <w:t>9</w:t>
+            </w:r>
+          </w:p>
+        </w:tc>
+        <w:tc>
+          <w:tcPr>
+            <w:tcW w:w="2880" w:type="dxa"/>
+          </w:tcPr>
+          <w:p>
+            <w:r>
+              <w:t>As an admin, I want to view user accounts so that I can manage users.</w:t>
+            </w:r>
+          </w:p>
+        </w:tc>
+        <w:tc>
+          <w:tcPr>
+            <w:tcW w:w="2880" w:type="dxa"/>
+          </w:tcPr>
+          <w:p>
+            <w:r>
+              <w:t>AC1: User list</w:t>
+            </w:r>
+            <w:r>
+              <w:br/>
+              <w:t>AC2: Search users</w:t>
+            </w:r>
+            <w:r>
+              <w:br/>
+              <w:t>AC3: Status visible</w:t>
+            </w:r>
+          </w:p>
+        </w:tc>
+      </w:tr>
+      <w:tr>
+        <w:tc>
+          <w:tcPr>
+            <w:tcW w:w="2880" w:type="dxa"/>
+          </w:tcPr>
+          <w:p>
+            <w:r>
+              <w:t>10</w:t>
+            </w:r>
+          </w:p>
+        </w:tc>
+        <w:tc>
+          <w:tcPr>
+            <w:tcW w:w="2880" w:type="dxa"/>
+          </w:tcPr>
+          <w:p>
+            <w:r>
+              <w:t>As a user, I want to log out so that I can securely exit my account.</w:t>
+            </w:r>
+          </w:p>
+        </w:tc>
+        <w:tc>
+          <w:tcPr>
+            <w:tcW w:w="2880" w:type="dxa"/>
+          </w:tcPr>
+          <w:p>
+            <w:r>
+              <w:t>AC1: Session ended</w:t>
+            </w:r>
+            <w:r>
+              <w:br/>
+              <w:t>AC2: Redirect to login</w:t>
+            </w:r>
+            <w:r>
+              <w:br/>
+              <w:t>AC3: Cannot access protected pages</w:t>
+            </w:r>
+          </w:p>
+        </w:tc>
+      </w:tr>
+    </w:tbl>
     <w:p>
-      <w:pPr>
-        <w:pStyle w:val="Heading1"/>
-      </w:pPr>
       <w:r>
-        <w:t>Story 1: Create Account</w:t>
+        <w:t>2.2 Shopping</w:t>
       </w:r>
     </w:p>
-    <w:p>
-      <w:r>
-        <w:t>As a user, I can create an account so that I can access personalized features.</w:t>
-      </w:r>
-    </w:p>
-    <w:p>
-      <w:r>
-        <w:t>Acceptance Criteria:</w:t>
-      </w:r>
-    </w:p>
-    <w:p>
-      <w:pPr>
-        <w:pStyle w:val="ListBullet"/>
-      </w:pPr>
-      <w:r>
-        <w:t>User can enter name, email, password</w:t>
-      </w:r>
-    </w:p>
-    <w:p>
-      <w:pPr>
-        <w:pStyle w:val="ListBullet"/>
-      </w:pPr>
-      <w:r>
-        <w:t xml:space="preserve">Email validation is </w:t>
-      </w:r>
-      <w:r>
-        <w:t>enforced</w:t>
-      </w:r>
-    </w:p>
-    <w:p>
-      <w:pPr>
-        <w:pStyle w:val="ListBullet"/>
-      </w:pPr>
-      <w:r>
-        <w:t>Success message displayed</w:t>
-      </w:r>
-    </w:p>
-    <w:p>
-      <w:pPr>
-        <w:pStyle w:val="Heading1"/>
-      </w:pPr>
-      <w:r>
-        <w:t>Story 2: Log In</w:t>
-      </w:r>
-    </w:p>
-    <w:p>
-      <w:r>
-        <w:t>As a user, I can log in so that I can access my account.</w:t>
-      </w:r>
-    </w:p>
-    <w:p>
-      <w:r>
-        <w:t>Acceptance Criteria:</w:t>
-      </w:r>
-    </w:p>
-    <w:p>
-      <w:pPr>
-        <w:pStyle w:val="ListBullet"/>
-      </w:pPr>
-      <w:r>
-        <w:t>Valid credentials allow login</w:t>
-      </w:r>
-    </w:p>
-    <w:p>
-      <w:pPr>
-        <w:pStyle w:val="ListBullet"/>
-      </w:pPr>
-      <w:r>
-        <w:t>Invalid credentials show error</w:t>
-      </w:r>
-    </w:p>
-    <w:p>
-      <w:pPr>
-        <w:pStyle w:val="ListBullet"/>
-      </w:pPr>
-      <w:r>
-        <w:t>Remember me option available</w:t>
-      </w:r>
-    </w:p>
-    <w:p>
-      <w:pPr>
-        <w:pStyle w:val="Heading1"/>
-      </w:pPr>
-      <w:r>
-        <w:t>Story 3: Reset Password</w:t>
-      </w:r>
-    </w:p>
-    <w:p>
-      <w:r>
-        <w:t xml:space="preserve">As a user, I </w:t>
-      </w:r>
-      <w:r>
-        <w:t>can reset my password so that I can regain access.</w:t>
-      </w:r>
-    </w:p>
-    <w:p>
-      <w:r>
-        <w:t>Acceptance Criteria:</w:t>
-      </w:r>
-    </w:p>
-    <w:p>
-      <w:pPr>
-        <w:pStyle w:val="ListBullet"/>
-      </w:pPr>
-      <w:r>
-        <w:t>Reset link sent to email</w:t>
-      </w:r>
-    </w:p>
-    <w:p>
-      <w:pPr>
-        <w:pStyle w:val="ListBullet"/>
-      </w:pPr>
-      <w:r>
-        <w:t>Link expires after 30 minutes</w:t>
-      </w:r>
-    </w:p>
-    <w:p>
-      <w:pPr>
-        <w:pStyle w:val="ListBullet"/>
-      </w:pPr>
-      <w:r>
-        <w:t>User can set a new password</w:t>
-      </w:r>
-    </w:p>
-    <w:p>
-      <w:pPr>
-        <w:pStyle w:val="Heading1"/>
-      </w:pPr>
-      <w:r>
-        <w:t>Story 4: Update Profile</w:t>
-      </w:r>
-    </w:p>
-    <w:p>
-      <w:r>
-        <w:t>As a user, I can update my profile so that my information stays current.</w:t>
-      </w:r>
-    </w:p>
-    <w:p>
-      <w:r>
-        <w:t>Acce</w:t>
-      </w:r>
-      <w:r>
-        <w:t>ptance Criteria:</w:t>
-      </w:r>
-    </w:p>
-    <w:p>
-      <w:pPr>
-        <w:pStyle w:val="ListBullet"/>
-      </w:pPr>
-      <w:r>
-        <w:t>User can edit name and phone</w:t>
-      </w:r>
-    </w:p>
-    <w:p>
-      <w:pPr>
-        <w:pStyle w:val="ListBullet"/>
-      </w:pPr>
-      <w:r>
-        <w:t>Changes save successfully</w:t>
-      </w:r>
-    </w:p>
-    <w:p>
-      <w:pPr>
-        <w:pStyle w:val="ListBullet"/>
-      </w:pPr>
-      <w:r>
-        <w:t>Validation errors are shown</w:t>
-      </w:r>
-    </w:p>
-    <w:p>
-      <w:pPr>
-        <w:pStyle w:val="Heading1"/>
-      </w:pPr>
-      <w:r>
-        <w:lastRenderedPageBreak/>
-        <w:t>Story 5: Browse Products</w:t>
-      </w:r>
-    </w:p>
-    <w:p>
-      <w:r>
-        <w:t>As a user, I can browse products so that I can find items to buy.</w:t>
-      </w:r>
-    </w:p>
-    <w:p>
-      <w:r>
-        <w:t>Acceptance Criteria:</w:t>
-      </w:r>
-    </w:p>
-    <w:p>
-      <w:pPr>
-        <w:pStyle w:val="ListBullet"/>
-      </w:pPr>
-      <w:r>
-        <w:t>Products listed with name and price</w:t>
-      </w:r>
-    </w:p>
-    <w:p>
-      <w:pPr>
-        <w:pStyle w:val="ListBullet"/>
-      </w:pPr>
-      <w:r>
-        <w:t xml:space="preserve">Search </w:t>
-      </w:r>
-      <w:r>
-        <w:t>by keyword</w:t>
-      </w:r>
-    </w:p>
-    <w:p>
-      <w:pPr>
-        <w:pStyle w:val="ListBullet"/>
-      </w:pPr>
-      <w:r>
-        <w:t>Filter by category</w:t>
-      </w:r>
-    </w:p>
-    <w:p>
-      <w:pPr>
-        <w:pStyle w:val="Heading1"/>
-      </w:pPr>
-      <w:r>
-        <w:t>Story 6: Add to Cart</w:t>
-      </w:r>
-    </w:p>
-    <w:p>
-      <w:r>
-        <w:t>As a user, I can add items to cart so that I can purchase multiple items.</w:t>
-      </w:r>
-    </w:p>
-    <w:p>
-      <w:r>
-        <w:t>Acceptance Criteria:</w:t>
-      </w:r>
-    </w:p>
-    <w:p>
-      <w:pPr>
-        <w:pStyle w:val="ListBullet"/>
-      </w:pPr>
-      <w:r>
-        <w:t>Quantity can be adjusted</w:t>
-      </w:r>
-    </w:p>
-    <w:p>
-      <w:pPr>
-        <w:pStyle w:val="ListBullet"/>
-      </w:pPr>
-      <w:r>
-        <w:t>Cart total updates</w:t>
-      </w:r>
-    </w:p>
-    <w:p>
-      <w:pPr>
-        <w:pStyle w:val="ListBullet"/>
-      </w:pPr>
-      <w:r>
-        <w:t>Items persist during session</w:t>
-      </w:r>
-    </w:p>
-    <w:p>
-      <w:pPr>
-        <w:pStyle w:val="Heading1"/>
-      </w:pPr>
-      <w:r>
-        <w:t>Story 7: Checkout</w:t>
-      </w:r>
-    </w:p>
-    <w:p>
-      <w:r>
-        <w:t>As a user, I can ch</w:t>
-      </w:r>
-      <w:r>
-        <w:t>eckout so that I can complete my purchase.</w:t>
-      </w:r>
-    </w:p>
-    <w:p>
-      <w:r>
-        <w:t>Acceptance Criteria:</w:t>
-      </w:r>
-    </w:p>
-    <w:p>
-      <w:pPr>
-        <w:pStyle w:val="ListBullet"/>
-      </w:pPr>
-      <w:r>
-        <w:t>Shipping details captured</w:t>
-      </w:r>
-    </w:p>
-    <w:p>
-      <w:pPr>
-        <w:pStyle w:val="ListBullet"/>
-      </w:pPr>
-      <w:r>
-        <w:t>Payment processed</w:t>
-      </w:r>
-    </w:p>
-    <w:p>
-      <w:pPr>
-        <w:pStyle w:val="ListBullet"/>
-      </w:pPr>
-      <w:r>
-        <w:t>Order confirmation shown</w:t>
-      </w:r>
-    </w:p>
-    <w:p>
-      <w:pPr>
-        <w:pStyle w:val="Heading1"/>
-      </w:pPr>
-      <w:r>
-        <w:t>Story 8: View Order History</w:t>
-      </w:r>
-    </w:p>
-    <w:p>
-      <w:r>
-        <w:t>As a user, I can view past orders so that I can track purchases.</w:t>
-      </w:r>
-    </w:p>
-    <w:p>
-      <w:r>
-        <w:t>Acceptance Criteria:</w:t>
-      </w:r>
-    </w:p>
-    <w:p>
-      <w:pPr>
-        <w:pStyle w:val="ListBullet"/>
-      </w:pPr>
-      <w:r>
-        <w:t>Orders li</w:t>
-      </w:r>
-      <w:r>
-        <w:t>sted by date</w:t>
-      </w:r>
-      <w:bookmarkStart w:id="0" w:name="_GoBack"/>
-      <w:bookmarkEnd w:id="0"/>
-    </w:p>
-    <w:p>
-      <w:pPr>
-        <w:pStyle w:val="ListBullet"/>
-      </w:pPr>
-      <w:r>
-        <w:t>Order details view available</w:t>
-      </w:r>
-    </w:p>
-    <w:p>
-      <w:pPr>
-        <w:pStyle w:val="ListBullet"/>
-      </w:pPr>
-      <w:r>
-        <w:t>Statuses displayed</w:t>
-      </w:r>
-    </w:p>
-    <w:p>
-      <w:pPr>
-        <w:pStyle w:val="ListBullet"/>
-        <w:numPr>
-          <w:ilvl w:val="0"/>
-          <w:numId w:val="0"/>
-        </w:numPr>
-        <w:ind w:left="360" w:hanging="360"/>
-      </w:pPr>
-    </w:p>
-    <w:p>
-      <w:pPr>
-        <w:pStyle w:val="Heading1"/>
-      </w:pPr>
-      <w:r>
-        <w:t>Story 9</w:t>
-      </w:r>
-      <w:r>
-        <w:t xml:space="preserve">: </w:t>
-      </w:r>
-      <w:r>
-        <w:t>View User</w:t>
-      </w:r>
-    </w:p>
-    <w:p>
-      <w:r>
-        <w:t xml:space="preserve">As a user, I can view </w:t>
-      </w:r>
-      <w:r>
-        <w:t xml:space="preserve">all accounts </w:t>
-      </w:r>
-      <w:r>
-        <w:t xml:space="preserve">so that I can track </w:t>
-      </w:r>
-      <w:r>
-        <w:t>the accounts</w:t>
-      </w:r>
-      <w:r>
-        <w:t>.</w:t>
-      </w:r>
-    </w:p>
-    <w:p>
-      <w:r>
-        <w:t>Acceptance Criteria:</w:t>
-      </w:r>
-    </w:p>
-    <w:p>
-      <w:pPr>
-        <w:pStyle w:val="ListBullet"/>
-      </w:pPr>
-      <w:r>
-        <w:lastRenderedPageBreak/>
-        <w:t>Email validation is enforced</w:t>
-      </w:r>
-    </w:p>
-    <w:p>
-      <w:pPr>
-        <w:pStyle w:val="ListBullet"/>
-      </w:pPr>
-      <w:r>
-        <w:t xml:space="preserve">User listed with their name </w:t>
-      </w:r>
-    </w:p>
-    <w:p>
-      <w:pPr>
-        <w:pStyle w:val="ListBullet"/>
-      </w:pPr>
-      <w:r>
-        <w:t xml:space="preserve">Password </w:t>
-      </w:r>
-    </w:p>
-    <w:p>
-      <w:pPr>
-        <w:pStyle w:val="ListBullet"/>
-      </w:pPr>
-      <w:r>
-        <w:t xml:space="preserve">Email </w:t>
-      </w:r>
-    </w:p>
-    <w:p>
-      <w:pPr>
-        <w:pStyle w:val="ListBullet"/>
-        <w:numPr>
-          <w:ilvl w:val="0"/>
-          <w:numId w:val="0"/>
-        </w:numPr>
-      </w:pPr>
-    </w:p>
-    <w:p>
-      <w:pPr>
-        <w:pStyle w:val="ListBullet"/>
-        <w:numPr>
-          <w:ilvl w:val="0"/>
-          <w:numId w:val="0"/>
-        </w:numPr>
-      </w:pPr>
-    </w:p>
-    <w:p>
-      <w:pPr>
-        <w:pStyle w:val="Heading1"/>
-      </w:pPr>
-      <w:r>
-        <w:t>Story 10</w:t>
-      </w:r>
-      <w:r>
-        <w:t xml:space="preserve">: </w:t>
-      </w:r>
-      <w:r>
-        <w:t>Logged out</w:t>
-      </w:r>
-    </w:p>
-    <w:p>
-      <w:r>
-        <w:t xml:space="preserve">As a user, I want to log out to exit from my </w:t>
-      </w:r>
-      <w:r>
-        <w:t>accounts.</w:t>
-      </w:r>
-    </w:p>
-    <w:p>
-      <w:r>
-        <w:t>Acceptance Criteria:</w:t>
-      </w:r>
-    </w:p>
-    <w:p>
-      <w:pPr>
-        <w:pStyle w:val="ListBullet"/>
-      </w:pPr>
-      <w:r>
-        <w:t xml:space="preserve"> </w:t>
-      </w:r>
-      <w:r>
-        <w:t>Validation to confirm logging out</w:t>
-      </w:r>
-    </w:p>
+    <w:tbl>
+      <w:tblPr>
+        <w:tblStyle w:val="TableGrid"/>
+        <w:tblW w:w="0" w:type="auto"/>
+        <w:tblLook w:val="04A0" w:firstRow="1" w:lastRow="0" w:firstColumn="1" w:lastColumn="0" w:noHBand="0" w:noVBand="1"/>
+      </w:tblPr>
+      <w:tblGrid>
+        <w:gridCol w:w="2880"/>
+        <w:gridCol w:w="2880"/>
+        <w:gridCol w:w="2880"/>
+      </w:tblGrid>
+      <w:tr>
+        <w:tc>
+          <w:tcPr>
+            <w:tcW w:w="2880" w:type="dxa"/>
+          </w:tcPr>
+          <w:p>
+            <w:r>
+              <w:t>SN</w:t>
+            </w:r>
+          </w:p>
+        </w:tc>
+        <w:tc>
+          <w:tcPr>
+            <w:tcW w:w="2880" w:type="dxa"/>
+          </w:tcPr>
+          <w:p>
+            <w:r>
+              <w:t>User Stories</w:t>
+            </w:r>
+          </w:p>
+        </w:tc>
+        <w:tc>
+          <w:tcPr>
+            <w:tcW w:w="2880" w:type="dxa"/>
+          </w:tcPr>
+          <w:p>
+            <w:r>
+              <w:t>Acceptance Criteria</w:t>
+            </w:r>
+          </w:p>
+        </w:tc>
+      </w:tr>
+      <w:tr>
+        <w:tc>
+          <w:tcPr>
+            <w:tcW w:w="2880" w:type="dxa"/>
+          </w:tcPr>
+          <w:p>
+            <w:r>
+              <w:t>5</w:t>
+            </w:r>
+          </w:p>
+        </w:tc>
+        <w:tc>
+          <w:tcPr>
+            <w:tcW w:w="2880" w:type="dxa"/>
+          </w:tcPr>
+          <w:p>
+            <w:r>
+              <w:t>As a user, I want to browse products so that I can find items to buy.</w:t>
+            </w:r>
+          </w:p>
+        </w:tc>
+        <w:tc>
+          <w:tcPr>
+            <w:tcW w:w="2880" w:type="dxa"/>
+          </w:tcPr>
+          <w:p>
+            <w:r>
+              <w:t>AC1: Product list</w:t>
+            </w:r>
+            <w:bookmarkStart w:id="0" w:name="_GoBack"/>
+            <w:bookmarkEnd w:id="0"/>
+            <w:r>
+              <w:br/>
+              <w:t>AC2: Search available</w:t>
+            </w:r>
+            <w:r>
+              <w:br/>
+              <w:t>AC3: Category filter</w:t>
+            </w:r>
+          </w:p>
+        </w:tc>
+      </w:tr>
+      <w:tr>
+        <w:tc>
+          <w:tcPr>
+            <w:tcW w:w="2880" w:type="dxa"/>
+          </w:tcPr>
+          <w:p>
+            <w:r>
+              <w:t>6</w:t>
+            </w:r>
+          </w:p>
+        </w:tc>
+        <w:tc>
+          <w:tcPr>
+            <w:tcW w:w="2880" w:type="dxa"/>
+          </w:tcPr>
+          <w:p>
+            <w:r>
+              <w:t>As a user, I want to add items to cart so that I can purchase multiple items.</w:t>
+            </w:r>
+          </w:p>
+        </w:tc>
+        <w:tc>
+          <w:tcPr>
+            <w:tcW w:w="2880" w:type="dxa"/>
+          </w:tcPr>
+          <w:p>
+            <w:r>
+              <w:t>AC1: Add item</w:t>
+            </w:r>
+            <w:r>
+              <w:br/>
+              <w:t>AC2: Quantity update</w:t>
+            </w:r>
+            <w:r>
+              <w:br/>
+              <w:t>AC3: Total updates</w:t>
+            </w:r>
+          </w:p>
+        </w:tc>
+      </w:tr>
+      <w:tr>
+        <w:tc>
+          <w:tcPr>
+            <w:tcW w:w="2880" w:type="dxa"/>
+          </w:tcPr>
+          <w:p>
+            <w:r>
+              <w:t>7</w:t>
+            </w:r>
+          </w:p>
+        </w:tc>
+        <w:tc>
+          <w:tcPr>
+            <w:tcW w:w="2880" w:type="dxa"/>
+          </w:tcPr>
+          <w:p>
+            <w:r>
+              <w:t xml:space="preserve">As a user, I want to </w:t>
+            </w:r>
+            <w:proofErr w:type="spellStart"/>
+            <w:r>
+              <w:t>checkout</w:t>
+            </w:r>
+            <w:proofErr w:type="spellEnd"/>
+            <w:r>
+              <w:t xml:space="preserve"> so that I can complete my purchase.</w:t>
+            </w:r>
+          </w:p>
+        </w:tc>
+        <w:tc>
+          <w:tcPr>
+            <w:tcW w:w="2880" w:type="dxa"/>
+          </w:tcPr>
+          <w:p>
+            <w:r>
+              <w:t>AC1: Shipping captured</w:t>
+            </w:r>
+            <w:r>
+              <w:br/>
+              <w:t>AC2: Payment processed</w:t>
+            </w:r>
+            <w:r>
+              <w:br/>
+              <w:t>AC3: Confirmation shown</w:t>
+            </w:r>
+          </w:p>
+        </w:tc>
+      </w:tr>
+      <w:tr>
+        <w:tc>
+          <w:tcPr>
+            <w:tcW w:w="2880" w:type="dxa"/>
+          </w:tcPr>
+          <w:p>
+            <w:r>
+              <w:t>8</w:t>
+            </w:r>
+          </w:p>
+        </w:tc>
+        <w:tc>
+          <w:tcPr>
+            <w:tcW w:w="2880" w:type="dxa"/>
+          </w:tcPr>
+          <w:p>
+            <w:r>
+              <w:t>As a user, I want to view past orders so that I can track purchases.</w:t>
+            </w:r>
+          </w:p>
+        </w:tc>
+        <w:tc>
+          <w:tcPr>
+            <w:tcW w:w="2880" w:type="dxa"/>
+          </w:tcPr>
+          <w:p>
+            <w:r>
+              <w:t>AC1: Orders listed</w:t>
+            </w:r>
+            <w:r>
+              <w:br/>
+              <w:t>AC2: Detail view</w:t>
+            </w:r>
+            <w:r>
+              <w:br/>
+              <w:t>AC3: Status shown</w:t>
+            </w:r>
+          </w:p>
+        </w:tc>
+      </w:tr>
+      <w:tr>
+        <w:tc>
+          <w:tcPr>
+            <w:tcW w:w="2880" w:type="dxa"/>
+          </w:tcPr>
+          <w:p>
+            <w:r>
+              <w:t>11</w:t>
+            </w:r>
+          </w:p>
+        </w:tc>
+        <w:tc>
+          <w:tcPr>
+            <w:tcW w:w="2880" w:type="dxa"/>
+          </w:tcPr>
+          <w:p>
+            <w:r>
+              <w:t xml:space="preserve">As a user, </w:t>
+            </w:r>
+            <w:proofErr w:type="spellStart"/>
+            <w:r>
+              <w:t>i</w:t>
+            </w:r>
+            <w:proofErr w:type="spellEnd"/>
+            <w:r>
+              <w:t xml:space="preserve"> want to search for past orders so I can find the purchase easily. </w:t>
+            </w:r>
+          </w:p>
+        </w:tc>
+        <w:tc>
+          <w:tcPr>
+            <w:tcW w:w="2880" w:type="dxa"/>
+          </w:tcPr>
+          <w:p>
+            <w:r>
+              <w:t xml:space="preserve">AC1: </w:t>
+            </w:r>
+            <w:r>
+              <w:t>Search by orders</w:t>
+            </w:r>
+            <w:r>
+              <w:t xml:space="preserve"> listed</w:t>
+            </w:r>
+            <w:r>
+              <w:br/>
+              <w:t xml:space="preserve">AC2: Search by </w:t>
+            </w:r>
+            <w:r>
+              <w:t xml:space="preserve"> detail view</w:t>
+            </w:r>
+            <w:r>
+              <w:br/>
+              <w:t xml:space="preserve">AC3: </w:t>
+            </w:r>
+            <w:r>
+              <w:t xml:space="preserve">Search by </w:t>
+            </w:r>
+            <w:r>
+              <w:t xml:space="preserve"> s</w:t>
+            </w:r>
+            <w:r>
+              <w:t>tatus shown</w:t>
+            </w:r>
+          </w:p>
+        </w:tc>
+      </w:tr>
+    </w:tbl>
+    <w:p/>
     <w:sectPr>
       <w:pgSz w:w="12240" w:h="15840"/>
       <w:pgMar w:top="1440" w:right="1800" w:bottom="1440" w:left="1800" w:header="720" w:footer="720" w:gutter="0"/>
@@ -12426,7 +12498,7 @@
 </file>
 
 <file path=customXml/itemProps1.xml><?xml version="1.0" encoding="utf-8"?>
-<ds:datastoreItem xmlns:ds="http://schemas.openxmlformats.org/officeDocument/2006/customXml" ds:itemID="{F42365FE-0EAB-4ACF-A6FB-1B95A4732EAA}">
+<ds:datastoreItem xmlns:ds="http://schemas.openxmlformats.org/officeDocument/2006/customXml" ds:itemID="{A482E48A-4A35-41BB-9CB0-F59748F82EA8}">
   <ds:schemaRefs>
     <ds:schemaRef ds:uri="http://schemas.openxmlformats.org/officeDocument/2006/bibliography"/>
   </ds:schemaRefs>

--- a/input/stories.docx
+++ b/input/stories.docx
@@ -3,585 +3,527 @@
 <w:document xmlns:wpc="http://schemas.microsoft.com/office/word/2010/wordprocessingCanvas" xmlns:mc="http://schemas.openxmlformats.org/markup-compatibility/2006" xmlns:o="urn:schemas-microsoft-com:office:office" xmlns:r="http://schemas.openxmlformats.org/officeDocument/2006/relationships" xmlns:m="http://schemas.openxmlformats.org/officeDocument/2006/math" xmlns:v="urn:schemas-microsoft-com:vml" xmlns:wp14="http://schemas.microsoft.com/office/word/2010/wordprocessingDrawing" xmlns:wp="http://schemas.openxmlformats.org/drawingml/2006/wordprocessingDrawing" xmlns:w10="urn:schemas-microsoft-com:office:word" xmlns:w="http://schemas.openxmlformats.org/wordprocessingml/2006/main" xmlns:w14="http://schemas.microsoft.com/office/word/2010/wordml" xmlns:w15="http://schemas.microsoft.com/office/word/2012/wordml" xmlns:wpg="http://schemas.microsoft.com/office/word/2010/wordprocessingGroup" xmlns:wpi="http://schemas.microsoft.com/office/word/2010/wordprocessingInk" xmlns:wne="http://schemas.microsoft.com/office/word/2006/wordml" xmlns:wps="http://schemas.microsoft.com/office/word/2010/wordprocessingShape" mc:Ignorable="w14 w15 wp14">
   <w:body>
     <w:p>
+      <w:pPr>
+        <w:pStyle w:val="Title"/>
+      </w:pPr>
       <w:r>
-        <w:t>2. Functional Requirements</w:t>
+        <w:t>Mock User Stories</w:t>
       </w:r>
     </w:p>
     <w:p>
       <w:r>
-        <w:t>2.1 User Management</w:t>
+        <w:rPr>
+          <w:i/>
+        </w:rPr>
+        <w:t>Sample backlog for testing Pandoc → GitHub workflow</w:t>
       </w:r>
     </w:p>
-    <w:tbl>
-      <w:tblPr>
-        <w:tblStyle w:val="TableGrid"/>
-        <w:tblW w:w="0" w:type="auto"/>
-        <w:tblLook w:val="04A0" w:firstRow="1" w:lastRow="0" w:firstColumn="1" w:lastColumn="0" w:noHBand="0" w:noVBand="1"/>
-      </w:tblPr>
-      <w:tblGrid>
-        <w:gridCol w:w="2880"/>
-        <w:gridCol w:w="2880"/>
-        <w:gridCol w:w="2880"/>
-      </w:tblGrid>
-      <w:tr>
-        <w:tc>
-          <w:tcPr>
-            <w:tcW w:w="2880" w:type="dxa"/>
-          </w:tcPr>
-          <w:p>
-            <w:r>
-              <w:t>SN</w:t>
-            </w:r>
-          </w:p>
-        </w:tc>
-        <w:tc>
-          <w:tcPr>
-            <w:tcW w:w="2880" w:type="dxa"/>
-          </w:tcPr>
-          <w:p>
-            <w:r>
-              <w:t>User Stories</w:t>
-            </w:r>
-          </w:p>
-        </w:tc>
-        <w:tc>
-          <w:tcPr>
-            <w:tcW w:w="2880" w:type="dxa"/>
-          </w:tcPr>
-          <w:p>
-            <w:r>
-              <w:t>Acceptance Criteria</w:t>
-            </w:r>
-          </w:p>
-        </w:tc>
-      </w:tr>
-      <w:tr>
-        <w:tc>
-          <w:tcPr>
-            <w:tcW w:w="2880" w:type="dxa"/>
-          </w:tcPr>
-          <w:p>
-            <w:r>
-              <w:t>1</w:t>
-            </w:r>
-          </w:p>
-        </w:tc>
-        <w:tc>
-          <w:tcPr>
-            <w:tcW w:w="2880" w:type="dxa"/>
-          </w:tcPr>
-          <w:p>
-            <w:r>
-              <w:t>As a user, I want to create an account so that I can access personalized features.</w:t>
-            </w:r>
-          </w:p>
-        </w:tc>
-        <w:tc>
-          <w:tcPr>
-            <w:tcW w:w="2880" w:type="dxa"/>
-          </w:tcPr>
-          <w:p>
-            <w:r>
-              <w:t>AC1: Enter name/email/password</w:t>
-            </w:r>
-            <w:r>
-              <w:br/>
-              <w:t>AC2: Email validation</w:t>
-            </w:r>
-            <w:r>
-              <w:br/>
-              <w:t>AC3: Success message</w:t>
-            </w:r>
-          </w:p>
-        </w:tc>
-      </w:tr>
-      <w:tr>
-        <w:tc>
-          <w:tcPr>
-            <w:tcW w:w="2880" w:type="dxa"/>
-          </w:tcPr>
-          <w:p>
-            <w:r>
-              <w:t>2</w:t>
-            </w:r>
-          </w:p>
-        </w:tc>
-        <w:tc>
-          <w:tcPr>
-            <w:tcW w:w="2880" w:type="dxa"/>
-          </w:tcPr>
-          <w:p>
-            <w:r>
-              <w:t>As a user, I want to log in so that I can access my account.</w:t>
-            </w:r>
-          </w:p>
-        </w:tc>
-        <w:tc>
-          <w:tcPr>
-            <w:tcW w:w="2880" w:type="dxa"/>
-          </w:tcPr>
-          <w:p>
-            <w:r>
-              <w:t>AC1: Valid login</w:t>
-            </w:r>
-            <w:r>
-              <w:br/>
-              <w:t>AC2: Invalid login error</w:t>
-            </w:r>
-            <w:r>
-              <w:br/>
-              <w:t>AC3: Remember me</w:t>
-            </w:r>
-          </w:p>
-        </w:tc>
-      </w:tr>
-      <w:tr>
-        <w:tc>
-          <w:tcPr>
-            <w:tcW w:w="2880" w:type="dxa"/>
-          </w:tcPr>
-          <w:p>
-            <w:r>
-              <w:t>3</w:t>
-            </w:r>
-          </w:p>
-        </w:tc>
-        <w:tc>
-          <w:tcPr>
-            <w:tcW w:w="2880" w:type="dxa"/>
-          </w:tcPr>
-          <w:p>
-            <w:r>
-              <w:t>As a user, I want to reset my password so that I can regain access.</w:t>
-            </w:r>
-          </w:p>
-        </w:tc>
-        <w:tc>
-          <w:tcPr>
-            <w:tcW w:w="2880" w:type="dxa"/>
-          </w:tcPr>
-          <w:p>
-            <w:r>
-              <w:t>AC1: Reset email sent</w:t>
-            </w:r>
-            <w:r>
-              <w:br/>
-              <w:t>AC2: Secure token</w:t>
-            </w:r>
-            <w:r>
-              <w:br/>
-              <w:t>AC3: New password saved</w:t>
-            </w:r>
-          </w:p>
-        </w:tc>
-      </w:tr>
-      <w:tr>
-        <w:tc>
-          <w:tcPr>
-            <w:tcW w:w="2880" w:type="dxa"/>
-          </w:tcPr>
-          <w:p>
-            <w:r>
-              <w:t>4</w:t>
-            </w:r>
-          </w:p>
-        </w:tc>
-        <w:tc>
-          <w:tcPr>
-            <w:tcW w:w="2880" w:type="dxa"/>
-          </w:tcPr>
-          <w:p>
-            <w:r>
-              <w:t>As a user, I want to update my profile so that my details stay current.</w:t>
-            </w:r>
-          </w:p>
-        </w:tc>
-        <w:tc>
-          <w:tcPr>
-            <w:tcW w:w="2880" w:type="dxa"/>
-          </w:tcPr>
-          <w:p>
-            <w:r>
-              <w:t>AC1: Edit name</w:t>
-            </w:r>
-            <w:r>
-              <w:br/>
-              <w:t>AC2: Edit contact info</w:t>
-            </w:r>
-            <w:r>
-              <w:br/>
-              <w:t>AC3: Save confirmation</w:t>
-            </w:r>
-          </w:p>
-        </w:tc>
-      </w:tr>
-      <w:tr>
-        <w:tc>
-          <w:tcPr>
-            <w:tcW w:w="2880" w:type="dxa"/>
-          </w:tcPr>
-          <w:p>
-            <w:r>
-              <w:t>9</w:t>
-            </w:r>
-          </w:p>
-        </w:tc>
-        <w:tc>
-          <w:tcPr>
-            <w:tcW w:w="2880" w:type="dxa"/>
-          </w:tcPr>
-          <w:p>
-            <w:r>
-              <w:t>As an admin, I want to view user accounts so that I can manage users.</w:t>
-            </w:r>
-          </w:p>
-        </w:tc>
-        <w:tc>
-          <w:tcPr>
-            <w:tcW w:w="2880" w:type="dxa"/>
-          </w:tcPr>
-          <w:p>
-            <w:r>
-              <w:t>AC1: User list</w:t>
-            </w:r>
-            <w:r>
-              <w:br/>
-              <w:t>AC2: Search users</w:t>
-            </w:r>
-            <w:r>
-              <w:br/>
-              <w:t>AC3: Status visible</w:t>
-            </w:r>
-          </w:p>
-        </w:tc>
-      </w:tr>
-      <w:tr>
-        <w:tc>
-          <w:tcPr>
-            <w:tcW w:w="2880" w:type="dxa"/>
-          </w:tcPr>
-          <w:p>
-            <w:r>
-              <w:t>10</w:t>
-            </w:r>
-          </w:p>
-        </w:tc>
-        <w:tc>
-          <w:tcPr>
-            <w:tcW w:w="2880" w:type="dxa"/>
-          </w:tcPr>
-          <w:p>
-            <w:r>
-              <w:t>As a user, I want to log out so that I can securely exit my account.</w:t>
-            </w:r>
-          </w:p>
-        </w:tc>
-        <w:tc>
-          <w:tcPr>
-            <w:tcW w:w="2880" w:type="dxa"/>
-          </w:tcPr>
-          <w:p>
-            <w:r>
-              <w:t>AC1: Session ended</w:t>
-            </w:r>
-            <w:r>
-              <w:br/>
-              <w:t>AC2: Redirect to login</w:t>
-            </w:r>
-            <w:r>
-              <w:br/>
-              <w:t>AC3: Cannot access protected pages</w:t>
-            </w:r>
-          </w:p>
-        </w:tc>
-      </w:tr>
-    </w:tbl>
+    <w:p>
+      <w:pPr>
+        <w:pStyle w:val="Heading1"/>
+      </w:pPr>
+      <w:r>
+        <w:t>Story 1: Create Account</w:t>
+      </w:r>
+    </w:p>
     <w:p>
       <w:r>
-        <w:t>2.2 Shopping</w:t>
+        <w:t>As a user, I can create an account so that I can access personalized features.</w:t>
       </w:r>
     </w:p>
-    <w:tbl>
-      <w:tblPr>
-        <w:tblStyle w:val="TableGrid"/>
-        <w:tblW w:w="0" w:type="auto"/>
-        <w:tblLook w:val="04A0" w:firstRow="1" w:lastRow="0" w:firstColumn="1" w:lastColumn="0" w:noHBand="0" w:noVBand="1"/>
-      </w:tblPr>
-      <w:tblGrid>
-        <w:gridCol w:w="2880"/>
-        <w:gridCol w:w="2880"/>
-        <w:gridCol w:w="2880"/>
-      </w:tblGrid>
-      <w:tr>
-        <w:tc>
-          <w:tcPr>
-            <w:tcW w:w="2880" w:type="dxa"/>
-          </w:tcPr>
-          <w:p>
-            <w:r>
-              <w:t>SN</w:t>
-            </w:r>
-          </w:p>
-        </w:tc>
-        <w:tc>
-          <w:tcPr>
-            <w:tcW w:w="2880" w:type="dxa"/>
-          </w:tcPr>
-          <w:p>
-            <w:r>
-              <w:t>User Stories</w:t>
-            </w:r>
-          </w:p>
-        </w:tc>
-        <w:tc>
-          <w:tcPr>
-            <w:tcW w:w="2880" w:type="dxa"/>
-          </w:tcPr>
-          <w:p>
-            <w:r>
-              <w:t>Acceptance Criteria</w:t>
-            </w:r>
-          </w:p>
-        </w:tc>
-      </w:tr>
-      <w:tr>
-        <w:tc>
-          <w:tcPr>
-            <w:tcW w:w="2880" w:type="dxa"/>
-          </w:tcPr>
-          <w:p>
-            <w:r>
-              <w:t>5</w:t>
-            </w:r>
-          </w:p>
-        </w:tc>
-        <w:tc>
-          <w:tcPr>
-            <w:tcW w:w="2880" w:type="dxa"/>
-          </w:tcPr>
-          <w:p>
-            <w:r>
-              <w:t>As a user, I want to browse products so that I can find items to buy.</w:t>
-            </w:r>
-          </w:p>
-        </w:tc>
-        <w:tc>
-          <w:tcPr>
-            <w:tcW w:w="2880" w:type="dxa"/>
-          </w:tcPr>
-          <w:p>
-            <w:r>
-              <w:t>AC1: Product list</w:t>
-            </w:r>
-            <w:bookmarkStart w:id="0" w:name="_GoBack"/>
-            <w:bookmarkEnd w:id="0"/>
-            <w:r>
-              <w:br/>
-              <w:t>AC2: Search available</w:t>
-            </w:r>
-            <w:r>
-              <w:br/>
-              <w:t>AC3: Category filter</w:t>
-            </w:r>
-          </w:p>
-        </w:tc>
-      </w:tr>
-      <w:tr>
-        <w:tc>
-          <w:tcPr>
-            <w:tcW w:w="2880" w:type="dxa"/>
-          </w:tcPr>
-          <w:p>
-            <w:r>
-              <w:t>6</w:t>
-            </w:r>
-          </w:p>
-        </w:tc>
-        <w:tc>
-          <w:tcPr>
-            <w:tcW w:w="2880" w:type="dxa"/>
-          </w:tcPr>
-          <w:p>
-            <w:r>
-              <w:t>As a user, I want to add items to cart so that I can purchase multiple items.</w:t>
-            </w:r>
-          </w:p>
-        </w:tc>
-        <w:tc>
-          <w:tcPr>
-            <w:tcW w:w="2880" w:type="dxa"/>
-          </w:tcPr>
-          <w:p>
-            <w:r>
-              <w:t>AC1: Add item</w:t>
-            </w:r>
-            <w:r>
-              <w:br/>
-              <w:t>AC2: Quantity update</w:t>
-            </w:r>
-            <w:r>
-              <w:br/>
-              <w:t>AC3: Total updates</w:t>
-            </w:r>
-          </w:p>
-        </w:tc>
-      </w:tr>
-      <w:tr>
-        <w:tc>
-          <w:tcPr>
-            <w:tcW w:w="2880" w:type="dxa"/>
-          </w:tcPr>
-          <w:p>
-            <w:r>
-              <w:t>7</w:t>
-            </w:r>
-          </w:p>
-        </w:tc>
-        <w:tc>
-          <w:tcPr>
-            <w:tcW w:w="2880" w:type="dxa"/>
-          </w:tcPr>
-          <w:p>
-            <w:r>
-              <w:t xml:space="preserve">As a user, I want to </w:t>
-            </w:r>
-            <w:proofErr w:type="spellStart"/>
-            <w:r>
-              <w:t>checkout</w:t>
-            </w:r>
-            <w:proofErr w:type="spellEnd"/>
-            <w:r>
-              <w:t xml:space="preserve"> so that I can complete my purchase.</w:t>
-            </w:r>
-          </w:p>
-        </w:tc>
-        <w:tc>
-          <w:tcPr>
-            <w:tcW w:w="2880" w:type="dxa"/>
-          </w:tcPr>
-          <w:p>
-            <w:r>
-              <w:t>AC1: Shipping captured</w:t>
-            </w:r>
-            <w:r>
-              <w:br/>
-              <w:t>AC2: Payment processed</w:t>
-            </w:r>
-            <w:r>
-              <w:br/>
-              <w:t>AC3: Confirmation shown</w:t>
-            </w:r>
-          </w:p>
-        </w:tc>
-      </w:tr>
-      <w:tr>
-        <w:tc>
-          <w:tcPr>
-            <w:tcW w:w="2880" w:type="dxa"/>
-          </w:tcPr>
-          <w:p>
-            <w:r>
-              <w:t>8</w:t>
-            </w:r>
-          </w:p>
-        </w:tc>
-        <w:tc>
-          <w:tcPr>
-            <w:tcW w:w="2880" w:type="dxa"/>
-          </w:tcPr>
-          <w:p>
-            <w:r>
-              <w:t>As a user, I want to view past orders so that I can track purchases.</w:t>
-            </w:r>
-          </w:p>
-        </w:tc>
-        <w:tc>
-          <w:tcPr>
-            <w:tcW w:w="2880" w:type="dxa"/>
-          </w:tcPr>
-          <w:p>
-            <w:r>
-              <w:t>AC1: Orders listed</w:t>
-            </w:r>
-            <w:r>
-              <w:br/>
-              <w:t>AC2: Detail view</w:t>
-            </w:r>
-            <w:r>
-              <w:br/>
-              <w:t>AC3: Status shown</w:t>
-            </w:r>
-          </w:p>
-        </w:tc>
-      </w:tr>
-      <w:tr>
-        <w:tc>
-          <w:tcPr>
-            <w:tcW w:w="2880" w:type="dxa"/>
-          </w:tcPr>
-          <w:p>
-            <w:r>
-              <w:t>11</w:t>
-            </w:r>
-          </w:p>
-        </w:tc>
-        <w:tc>
-          <w:tcPr>
-            <w:tcW w:w="2880" w:type="dxa"/>
-          </w:tcPr>
-          <w:p>
-            <w:r>
-              <w:t xml:space="preserve">As a user, </w:t>
-            </w:r>
-            <w:proofErr w:type="spellStart"/>
-            <w:r>
-              <w:t>i</w:t>
-            </w:r>
-            <w:proofErr w:type="spellEnd"/>
-            <w:r>
-              <w:t xml:space="preserve"> want to search for past orders so I can find the purchase easily. </w:t>
-            </w:r>
-          </w:p>
-        </w:tc>
-        <w:tc>
-          <w:tcPr>
-            <w:tcW w:w="2880" w:type="dxa"/>
-          </w:tcPr>
-          <w:p>
-            <w:r>
-              <w:t xml:space="preserve">AC1: </w:t>
-            </w:r>
-            <w:r>
-              <w:t>Search by orders</w:t>
-            </w:r>
-            <w:r>
-              <w:t xml:space="preserve"> listed</w:t>
-            </w:r>
-            <w:r>
-              <w:br/>
-              <w:t xml:space="preserve">AC2: Search by </w:t>
-            </w:r>
-            <w:r>
-              <w:t xml:space="preserve"> detail view</w:t>
-            </w:r>
-            <w:r>
-              <w:br/>
-              <w:t xml:space="preserve">AC3: </w:t>
-            </w:r>
-            <w:r>
-              <w:t xml:space="preserve">Search by </w:t>
-            </w:r>
-            <w:r>
-              <w:t xml:space="preserve"> s</w:t>
-            </w:r>
-            <w:r>
-              <w:t>tatus shown</w:t>
-            </w:r>
-          </w:p>
-        </w:tc>
-      </w:tr>
-    </w:tbl>
-    <w:p/>
+    <w:p>
+      <w:r>
+        <w:t>Acceptance Criteria:</w:t>
+      </w:r>
+    </w:p>
+    <w:p>
+      <w:pPr>
+        <w:pStyle w:val="ListBullet"/>
+      </w:pPr>
+      <w:r>
+        <w:t>User can enter name, email, password</w:t>
+      </w:r>
+    </w:p>
+    <w:p>
+      <w:pPr>
+        <w:pStyle w:val="ListBullet"/>
+      </w:pPr>
+      <w:r>
+        <w:t xml:space="preserve">Email validation is </w:t>
+      </w:r>
+      <w:r>
+        <w:t>enforced</w:t>
+      </w:r>
+    </w:p>
+    <w:p>
+      <w:pPr>
+        <w:pStyle w:val="ListBullet"/>
+      </w:pPr>
+      <w:r>
+        <w:t>Success message displayed</w:t>
+      </w:r>
+    </w:p>
+    <w:p>
+      <w:pPr>
+        <w:pStyle w:val="Heading1"/>
+      </w:pPr>
+      <w:r>
+        <w:t>Story 2: Log In</w:t>
+      </w:r>
+    </w:p>
+    <w:p>
+      <w:r>
+        <w:t>As a user, I can log in so that I can access my account.</w:t>
+      </w:r>
+    </w:p>
+    <w:p>
+      <w:r>
+        <w:t>Acceptance Criteria:</w:t>
+      </w:r>
+    </w:p>
+    <w:p>
+      <w:pPr>
+        <w:pStyle w:val="ListBullet"/>
+      </w:pPr>
+      <w:r>
+        <w:t>Valid credentials allow login</w:t>
+      </w:r>
+    </w:p>
+    <w:p>
+      <w:pPr>
+        <w:pStyle w:val="ListBullet"/>
+      </w:pPr>
+      <w:r>
+        <w:t>Invalid credentials show error</w:t>
+      </w:r>
+    </w:p>
+    <w:p>
+      <w:pPr>
+        <w:pStyle w:val="ListBullet"/>
+      </w:pPr>
+      <w:r>
+        <w:t>Remember me option available</w:t>
+      </w:r>
+    </w:p>
+    <w:p>
+      <w:pPr>
+        <w:pStyle w:val="Heading1"/>
+      </w:pPr>
+      <w:r>
+        <w:t>Story 3: Reset Password</w:t>
+      </w:r>
+    </w:p>
+    <w:p>
+      <w:r>
+        <w:t xml:space="preserve">As a user, I </w:t>
+      </w:r>
+      <w:r>
+        <w:t>can reset my password so that I can regain access.</w:t>
+      </w:r>
+    </w:p>
+    <w:p>
+      <w:r>
+        <w:t>Acceptance Criteria:</w:t>
+      </w:r>
+    </w:p>
+    <w:p>
+      <w:pPr>
+        <w:pStyle w:val="ListBullet"/>
+      </w:pPr>
+      <w:r>
+        <w:t>Reset link sent to email</w:t>
+      </w:r>
+    </w:p>
+    <w:p>
+      <w:pPr>
+        <w:pStyle w:val="ListBullet"/>
+      </w:pPr>
+      <w:r>
+        <w:t>Link expires after 30 minutes</w:t>
+      </w:r>
+    </w:p>
+    <w:p>
+      <w:pPr>
+        <w:pStyle w:val="ListBullet"/>
+      </w:pPr>
+      <w:r>
+        <w:t>User can set a new password</w:t>
+      </w:r>
+    </w:p>
+    <w:p>
+      <w:pPr>
+        <w:pStyle w:val="Heading1"/>
+      </w:pPr>
+      <w:r>
+        <w:t>Story 4: Update Profile</w:t>
+      </w:r>
+    </w:p>
+    <w:p>
+      <w:r>
+        <w:t>As a user, I can update my profile so that my information stays current.</w:t>
+      </w:r>
+    </w:p>
+    <w:p>
+      <w:r>
+        <w:t>Acce</w:t>
+      </w:r>
+      <w:r>
+        <w:t>ptance Criteria:</w:t>
+      </w:r>
+    </w:p>
+    <w:p>
+      <w:pPr>
+        <w:pStyle w:val="ListBullet"/>
+      </w:pPr>
+      <w:r>
+        <w:t>User can edit name and phone</w:t>
+      </w:r>
+    </w:p>
+    <w:p>
+      <w:pPr>
+        <w:pStyle w:val="ListBullet"/>
+      </w:pPr>
+      <w:r>
+        <w:t>Changes save successfully</w:t>
+      </w:r>
+    </w:p>
+    <w:p>
+      <w:pPr>
+        <w:pStyle w:val="ListBullet"/>
+      </w:pPr>
+      <w:r>
+        <w:t>Validation errors are shown</w:t>
+      </w:r>
+    </w:p>
+    <w:p>
+      <w:pPr>
+        <w:pStyle w:val="Heading1"/>
+      </w:pPr>
+      <w:r>
+        <w:lastRenderedPageBreak/>
+        <w:t>Story 5: Browse Products</w:t>
+      </w:r>
+    </w:p>
+    <w:p>
+      <w:r>
+        <w:t>As a user, I can browse products so that I can find items to buy.</w:t>
+      </w:r>
+    </w:p>
+    <w:p>
+      <w:r>
+        <w:t>Acceptance Criteria:</w:t>
+      </w:r>
+    </w:p>
+    <w:p>
+      <w:pPr>
+        <w:pStyle w:val="ListBullet"/>
+      </w:pPr>
+      <w:r>
+        <w:t>Products listed with name and price</w:t>
+      </w:r>
+    </w:p>
+    <w:p>
+      <w:pPr>
+        <w:pStyle w:val="ListBullet"/>
+      </w:pPr>
+      <w:r>
+        <w:t xml:space="preserve">Search </w:t>
+      </w:r>
+      <w:r>
+        <w:t>by keyword</w:t>
+      </w:r>
+    </w:p>
+    <w:p>
+      <w:pPr>
+        <w:pStyle w:val="ListBullet"/>
+      </w:pPr>
+      <w:r>
+        <w:t>Filter by category</w:t>
+      </w:r>
+    </w:p>
+    <w:p>
+      <w:pPr>
+        <w:pStyle w:val="Heading1"/>
+      </w:pPr>
+      <w:r>
+        <w:t>Story 6: Add to Cart</w:t>
+      </w:r>
+    </w:p>
+    <w:p>
+      <w:r>
+        <w:t>As a user, I can add items to cart so that I can purchase multiple items.</w:t>
+      </w:r>
+    </w:p>
+    <w:p>
+      <w:r>
+        <w:t>Acceptance Criteria:</w:t>
+      </w:r>
+    </w:p>
+    <w:p>
+      <w:pPr>
+        <w:pStyle w:val="ListBullet"/>
+      </w:pPr>
+      <w:r>
+        <w:t>Quantity can be adjusted</w:t>
+      </w:r>
+    </w:p>
+    <w:p>
+      <w:pPr>
+        <w:pStyle w:val="ListBullet"/>
+      </w:pPr>
+      <w:r>
+        <w:t>Cart total updates</w:t>
+      </w:r>
+    </w:p>
+    <w:p>
+      <w:pPr>
+        <w:pStyle w:val="ListBullet"/>
+      </w:pPr>
+      <w:r>
+        <w:t>Items persist during session</w:t>
+      </w:r>
+    </w:p>
+    <w:p>
+      <w:pPr>
+        <w:pStyle w:val="Heading1"/>
+      </w:pPr>
+      <w:r>
+        <w:t>Story 7: Checkout</w:t>
+      </w:r>
+    </w:p>
+    <w:p>
+      <w:r>
+        <w:t>As a user, I can ch</w:t>
+      </w:r>
+      <w:r>
+        <w:t>eckout so that I can complete my purchase.</w:t>
+      </w:r>
+    </w:p>
+    <w:p>
+      <w:r>
+        <w:t>Acceptance Criteria:</w:t>
+      </w:r>
+    </w:p>
+    <w:p>
+      <w:pPr>
+        <w:pStyle w:val="ListBullet"/>
+      </w:pPr>
+      <w:r>
+        <w:t>Shipping details captured</w:t>
+      </w:r>
+    </w:p>
+    <w:p>
+      <w:pPr>
+        <w:pStyle w:val="ListBullet"/>
+      </w:pPr>
+      <w:r>
+        <w:t>Payment processed</w:t>
+      </w:r>
+    </w:p>
+    <w:p>
+      <w:pPr>
+        <w:pStyle w:val="ListBullet"/>
+      </w:pPr>
+      <w:r>
+        <w:t>Order confirmation shown</w:t>
+      </w:r>
+    </w:p>
+    <w:p>
+      <w:pPr>
+        <w:pStyle w:val="ListBullet"/>
+        <w:numPr>
+          <w:ilvl w:val="0"/>
+          <w:numId w:val="0"/>
+        </w:numPr>
+        <w:ind w:left="360" w:hanging="360"/>
+      </w:pPr>
+    </w:p>
+    <w:p>
+      <w:pPr>
+        <w:pStyle w:val="ListBullet"/>
+        <w:numPr>
+          <w:ilvl w:val="0"/>
+          <w:numId w:val="0"/>
+        </w:numPr>
+        <w:ind w:left="360" w:hanging="360"/>
+      </w:pPr>
+      <w:r>
+        <w:t>Sub-Issues:</w:t>
+      </w:r>
+      <w:r>
+        <w:br/>
+        <w:t>SUB: Build Shipping Form</w:t>
+      </w:r>
+      <w:r>
+        <w:br/>
+        <w:t>SUB: Integrate Payment Gateway</w:t>
+      </w:r>
+      <w:r>
+        <w:br/>
+        <w:t>SUB: Generate Order Record</w:t>
+      </w:r>
+      <w:r>
+        <w:br/>
+        <w:t>SUB: Show Confirmation Page</w:t>
+      </w:r>
+      <w:r>
+        <w:br/>
+        <w:t>SUB: Write Checkout Tests</w:t>
+      </w:r>
+    </w:p>
+    <w:p>
+      <w:pPr>
+        <w:pStyle w:val="Heading1"/>
+      </w:pPr>
+      <w:bookmarkStart w:id="0" w:name="_GoBack"/>
+      <w:bookmarkEnd w:id="0"/>
+      <w:r>
+        <w:t>Story 8: View Order History</w:t>
+      </w:r>
+    </w:p>
+    <w:p>
+      <w:r>
+        <w:t>As a user, I can view past orders so that I can track purchases.</w:t>
+      </w:r>
+    </w:p>
+    <w:p>
+      <w:r>
+        <w:t>Acceptance Criteria:</w:t>
+      </w:r>
+    </w:p>
+    <w:p>
+      <w:pPr>
+        <w:pStyle w:val="ListBullet"/>
+      </w:pPr>
+      <w:r>
+        <w:t>Orders li</w:t>
+      </w:r>
+      <w:r>
+        <w:t>sted by date</w:t>
+      </w:r>
+    </w:p>
+    <w:p>
+      <w:pPr>
+        <w:pStyle w:val="ListBullet"/>
+      </w:pPr>
+      <w:r>
+        <w:t>Order details view available</w:t>
+      </w:r>
+    </w:p>
+    <w:p>
+      <w:pPr>
+        <w:pStyle w:val="ListBullet"/>
+      </w:pPr>
+      <w:r>
+        <w:t>Statuses displayed</w:t>
+      </w:r>
+    </w:p>
+    <w:p>
+      <w:pPr>
+        <w:pStyle w:val="ListBullet"/>
+        <w:numPr>
+          <w:ilvl w:val="0"/>
+          <w:numId w:val="0"/>
+        </w:numPr>
+        <w:ind w:left="360" w:hanging="360"/>
+      </w:pPr>
+    </w:p>
+    <w:p>
+      <w:pPr>
+        <w:pStyle w:val="Heading1"/>
+      </w:pPr>
+      <w:r>
+        <w:t>Story 9</w:t>
+      </w:r>
+      <w:r>
+        <w:t xml:space="preserve">: </w:t>
+      </w:r>
+      <w:r>
+        <w:t>View User</w:t>
+      </w:r>
+    </w:p>
+    <w:p>
+      <w:r>
+        <w:t xml:space="preserve">As a user, I can view </w:t>
+      </w:r>
+      <w:r>
+        <w:t xml:space="preserve">all accounts </w:t>
+      </w:r>
+      <w:r>
+        <w:t xml:space="preserve">so that I can track </w:t>
+      </w:r>
+      <w:r>
+        <w:t>the accounts</w:t>
+      </w:r>
+      <w:r>
+        <w:t>.</w:t>
+      </w:r>
+    </w:p>
+    <w:p>
+      <w:r>
+        <w:t>Acceptance Criteria:</w:t>
+      </w:r>
+    </w:p>
+    <w:p>
+      <w:pPr>
+        <w:pStyle w:val="ListBullet"/>
+      </w:pPr>
+      <w:r>
+        <w:t>Email validation is enforced</w:t>
+      </w:r>
+    </w:p>
+    <w:p>
+      <w:pPr>
+        <w:pStyle w:val="ListBullet"/>
+      </w:pPr>
+      <w:r>
+        <w:t xml:space="preserve">User listed with their name </w:t>
+      </w:r>
+    </w:p>
+    <w:p>
+      <w:pPr>
+        <w:pStyle w:val="ListBullet"/>
+      </w:pPr>
+      <w:r>
+        <w:t xml:space="preserve">Password </w:t>
+      </w:r>
+    </w:p>
+    <w:p>
+      <w:pPr>
+        <w:pStyle w:val="ListBullet"/>
+      </w:pPr>
+      <w:r>
+        <w:t xml:space="preserve">Email </w:t>
+      </w:r>
+    </w:p>
+    <w:p>
+      <w:pPr>
+        <w:pStyle w:val="ListBullet"/>
+        <w:numPr>
+          <w:ilvl w:val="0"/>
+          <w:numId w:val="0"/>
+        </w:numPr>
+      </w:pPr>
+    </w:p>
+    <w:p>
+      <w:pPr>
+        <w:pStyle w:val="ListBullet"/>
+        <w:numPr>
+          <w:ilvl w:val="0"/>
+          <w:numId w:val="0"/>
+        </w:numPr>
+      </w:pPr>
+    </w:p>
+    <w:p>
+      <w:pPr>
+        <w:pStyle w:val="ListBullet"/>
+        <w:numPr>
+          <w:ilvl w:val="0"/>
+          <w:numId w:val="0"/>
+        </w:numPr>
+        <w:ind w:left="360" w:hanging="360"/>
+      </w:pPr>
+    </w:p>
     <w:sectPr>
       <w:pgSz w:w="12240" w:h="15840"/>
       <w:pgMar w:top="1440" w:right="1800" w:bottom="1440" w:left="1800" w:header="720" w:footer="720" w:gutter="0"/>
@@ -747,7 +689,7 @@
   <w:abstractNum w:abstractNumId="8" w15:restartNumberingAfterBreak="0">
     <w:nsid w:val="FFFFFF89"/>
     <w:multiLevelType w:val="singleLevel"/>
-    <w:tmpl w:val="CF8232D2"/>
+    <w:tmpl w:val="29761A62"/>
     <w:lvl w:ilvl="0">
       <w:start w:val="1"/>
       <w:numFmt w:val="bullet"/>
@@ -12498,7 +12440,7 @@
 </file>
 
 <file path=customXml/itemProps1.xml><?xml version="1.0" encoding="utf-8"?>
-<ds:datastoreItem xmlns:ds="http://schemas.openxmlformats.org/officeDocument/2006/customXml" ds:itemID="{A482E48A-4A35-41BB-9CB0-F59748F82EA8}">
+<ds:datastoreItem xmlns:ds="http://schemas.openxmlformats.org/officeDocument/2006/customXml" ds:itemID="{93C4825F-E995-49A1-8F12-F423CBB1CF5B}">
   <ds:schemaRefs>
     <ds:schemaRef ds:uri="http://schemas.openxmlformats.org/officeDocument/2006/bibliography"/>
   </ds:schemaRefs>
